--- a/ISOIEC-25010-QUESTIONNAIRE-1.docx
+++ b/ISOIEC-25010-QUESTIONNAIRE-1.docx
@@ -243,6 +243,8 @@
           <w:szCs w:val="24"/>
         </w:rPr>
       </w:pPr>
+      <w:bookmarkStart w:id="0" w:name="_Hlk219380378"/>
+      <w:bookmarkStart w:id="1" w:name="_Hlk219390087"/>
       <w:r>
         <w:rPr>
           <w:rFonts w:ascii="Arial" w:hAnsi="Arial" w:cs="Arial"/>
@@ -10742,7 +10744,23 @@
                 <w:sz w:val="24"/>
                 <w:szCs w:val="24"/>
               </w:rPr>
-              <w:t xml:space="preserve">Is the system modular enough to allow switching to a different blockchain protocol with minimal changes to other services? (Ang </w:t>
+              <w:t>Is the system modular enough to allow switching to a different blockchain protocol with minimal changes to other services</w:t>
+            </w:r>
+            <w:r>
+              <w:rPr>
+                <w:rFonts w:ascii="Arial" w:hAnsi="Arial" w:cs="Arial"/>
+                <w:sz w:val="24"/>
+                <w:szCs w:val="24"/>
+              </w:rPr>
+              <w:t>.</w:t>
+            </w:r>
+            <w:r>
+              <w:rPr>
+                <w:rFonts w:ascii="Arial" w:hAnsi="Arial" w:cs="Arial"/>
+                <w:sz w:val="24"/>
+                <w:szCs w:val="24"/>
+              </w:rPr>
+              <w:t xml:space="preserve"> (Ang </w:t>
             </w:r>
             <w:proofErr w:type="spellStart"/>
             <w:r>
@@ -11048,7 +11066,15 @@
                 <w:sz w:val="24"/>
                 <w:szCs w:val="24"/>
               </w:rPr>
-              <w:t>?)</w:t>
+              <w:t>.</w:t>
+            </w:r>
+            <w:r>
+              <w:rPr>
+                <w:rFonts w:ascii="Arial" w:hAnsi="Arial" w:cs="Arial"/>
+                <w:sz w:val="24"/>
+                <w:szCs w:val="24"/>
+              </w:rPr>
+              <w:t>)</w:t>
             </w:r>
           </w:p>
         </w:tc>
@@ -12733,17 +12759,8 @@
           </w:p>
         </w:tc>
       </w:tr>
+      <w:bookmarkEnd w:id="1"/>
     </w:tbl>
-    <w:p>
-      <w:pPr>
-        <w:spacing w:line="480" w:lineRule="auto"/>
-        <w:rPr>
-          <w:rFonts w:ascii="Arial" w:hAnsi="Arial" w:cs="Arial"/>
-          <w:b/>
-          <w:sz w:val="24"/>
-        </w:rPr>
-      </w:pPr>
-    </w:p>
     <w:p>
       <w:pPr>
         <w:spacing w:line="480" w:lineRule="auto"/>
@@ -12762,7 +12779,6 @@
     <w:p>
       <w:pPr>
         <w:spacing w:after="176"/>
-        <w:ind w:left="10" w:hanging="10"/>
         <w:rPr>
           <w:sz w:val="24"/>
           <w:szCs w:val="24"/>
@@ -18023,27 +18039,7 @@
                 <w:sz w:val="24"/>
                 <w:szCs w:val="24"/>
               </w:rPr>
-              <w:t xml:space="preserve"> </w:t>
-            </w:r>
-            <w:proofErr w:type="spellStart"/>
-            <w:r>
-              <w:rPr>
-                <w:rStyle w:val="Emphasis"/>
-                <w:rFonts w:ascii="ArialMT" w:hAnsi="ArialMT"/>
-                <w:sz w:val="24"/>
-                <w:szCs w:val="24"/>
-              </w:rPr>
-              <w:t>ako</w:t>
-            </w:r>
-            <w:proofErr w:type="spellEnd"/>
-            <w:r>
-              <w:rPr>
-                <w:rStyle w:val="Emphasis"/>
-                <w:rFonts w:ascii="ArialMT" w:hAnsi="ArialMT"/>
-                <w:sz w:val="24"/>
-                <w:szCs w:val="24"/>
-              </w:rPr>
-              <w:t xml:space="preserve"> ng </w:t>
+              <w:t xml:space="preserve"> ako ng </w:t>
             </w:r>
             <w:proofErr w:type="spellStart"/>
             <w:r>
@@ -20783,29 +20779,7 @@
                 <w:sz w:val="24"/>
                 <w:szCs w:val="24"/>
               </w:rPr>
-              <w:t xml:space="preserve"> </w:t>
-            </w:r>
-            <w:proofErr w:type="spellStart"/>
-            <w:r>
-              <w:rPr>
-                <w:rFonts w:ascii="ArialMT" w:hAnsi="ArialMT"/>
-                <w:i/>
-                <w:iCs/>
-                <w:sz w:val="24"/>
-                <w:szCs w:val="24"/>
-              </w:rPr>
-              <w:t>iba</w:t>
-            </w:r>
-            <w:proofErr w:type="spellEnd"/>
-            <w:r>
-              <w:rPr>
-                <w:rFonts w:ascii="ArialMT" w:hAnsi="ArialMT"/>
-                <w:i/>
-                <w:iCs/>
-                <w:sz w:val="24"/>
-                <w:szCs w:val="24"/>
-              </w:rPr>
-              <w:t>.)</w:t>
+              <w:t xml:space="preserve"> iba.)</w:t>
             </w:r>
           </w:p>
         </w:tc>
@@ -20922,7 +20896,7 @@
           <w:ilvl w:val="0"/>
           <w:numId w:val="0"/>
         </w:numPr>
-        <w:spacing w:after="291"/>
+        <w:spacing w:after="291" w:line="480" w:lineRule="auto"/>
         <w:ind w:left="10"/>
         <w:rPr>
           <w:szCs w:val="24"/>
@@ -20941,7 +20915,7 @@
           <w:ilvl w:val="0"/>
           <w:numId w:val="2"/>
         </w:numPr>
-        <w:spacing w:after="307"/>
+        <w:spacing w:after="307" w:line="480" w:lineRule="auto"/>
         <w:ind w:right="45" w:hanging="290"/>
         <w:jc w:val="both"/>
         <w:rPr>
@@ -20973,7 +20947,7 @@
           <w:ilvl w:val="1"/>
           <w:numId w:val="2"/>
         </w:numPr>
-        <w:spacing w:after="11" w:line="356" w:lineRule="auto"/>
+        <w:spacing w:after="11" w:line="480" w:lineRule="auto"/>
         <w:ind w:right="45" w:hanging="360"/>
         <w:jc w:val="both"/>
         <w:rPr>
@@ -21015,7 +20989,7 @@
           <w:ilvl w:val="1"/>
           <w:numId w:val="2"/>
         </w:numPr>
-        <w:spacing w:after="11" w:line="356" w:lineRule="auto"/>
+        <w:spacing w:after="11" w:line="480" w:lineRule="auto"/>
         <w:ind w:right="45" w:hanging="360"/>
         <w:jc w:val="both"/>
         <w:rPr>
@@ -21056,7 +21030,7 @@
           <w:ilvl w:val="1"/>
           <w:numId w:val="2"/>
         </w:numPr>
-        <w:spacing w:after="11" w:line="356" w:lineRule="auto"/>
+        <w:spacing w:after="11" w:line="480" w:lineRule="auto"/>
         <w:ind w:right="45" w:hanging="360"/>
         <w:jc w:val="both"/>
         <w:rPr>
@@ -21097,7 +21071,7 @@
           <w:ilvl w:val="1"/>
           <w:numId w:val="2"/>
         </w:numPr>
-        <w:spacing w:after="353"/>
+        <w:spacing w:after="353" w:line="480" w:lineRule="auto"/>
         <w:ind w:right="45" w:hanging="360"/>
         <w:jc w:val="both"/>
         <w:rPr>
@@ -21138,7 +21112,7 @@
           <w:ilvl w:val="0"/>
           <w:numId w:val="2"/>
         </w:numPr>
-        <w:spacing w:after="306"/>
+        <w:spacing w:after="306" w:line="480" w:lineRule="auto"/>
         <w:ind w:right="45" w:hanging="290"/>
         <w:jc w:val="both"/>
         <w:rPr>
@@ -21170,7 +21144,7 @@
           <w:ilvl w:val="1"/>
           <w:numId w:val="2"/>
         </w:numPr>
-        <w:spacing w:after="11" w:line="356" w:lineRule="auto"/>
+        <w:spacing w:after="11" w:line="480" w:lineRule="auto"/>
         <w:ind w:right="45" w:hanging="360"/>
         <w:jc w:val="both"/>
         <w:rPr>
@@ -21211,7 +21185,7 @@
           <w:ilvl w:val="1"/>
           <w:numId w:val="2"/>
         </w:numPr>
-        <w:spacing w:after="11" w:line="356" w:lineRule="auto"/>
+        <w:spacing w:after="11" w:line="480" w:lineRule="auto"/>
         <w:ind w:right="45" w:hanging="360"/>
         <w:jc w:val="both"/>
         <w:rPr>
@@ -21252,7 +21226,7 @@
           <w:ilvl w:val="1"/>
           <w:numId w:val="2"/>
         </w:numPr>
-        <w:spacing w:after="11" w:line="356" w:lineRule="auto"/>
+        <w:spacing w:after="11" w:line="480" w:lineRule="auto"/>
         <w:ind w:right="45" w:hanging="360"/>
         <w:jc w:val="both"/>
         <w:rPr>
@@ -21293,7 +21267,7 @@
           <w:ilvl w:val="1"/>
           <w:numId w:val="2"/>
         </w:numPr>
-        <w:spacing w:after="11" w:line="356" w:lineRule="auto"/>
+        <w:spacing w:after="11" w:line="480" w:lineRule="auto"/>
         <w:ind w:right="45" w:hanging="360"/>
         <w:jc w:val="both"/>
         <w:rPr>
@@ -21309,6 +21283,7 @@
           <w:sz w:val="24"/>
           <w:szCs w:val="24"/>
         </w:rPr>
+        <w:lastRenderedPageBreak/>
         <w:t xml:space="preserve">H4a: </w:t>
       </w:r>
       <w:r>
@@ -21334,7 +21309,7 @@
           <w:ilvl w:val="1"/>
           <w:numId w:val="2"/>
         </w:numPr>
-        <w:spacing w:after="11" w:line="356" w:lineRule="auto"/>
+        <w:spacing w:after="11" w:line="480" w:lineRule="auto"/>
         <w:ind w:right="45" w:hanging="360"/>
         <w:jc w:val="both"/>
         <w:rPr>
@@ -21367,7 +21342,7 @@
           <w:ilvl w:val="1"/>
           <w:numId w:val="2"/>
         </w:numPr>
-        <w:spacing w:after="11" w:line="356" w:lineRule="auto"/>
+        <w:spacing w:after="11" w:line="480" w:lineRule="auto"/>
         <w:ind w:right="45" w:hanging="360"/>
         <w:jc w:val="both"/>
         <w:rPr>
@@ -21400,7 +21375,7 @@
           <w:ilvl w:val="1"/>
           <w:numId w:val="2"/>
         </w:numPr>
-        <w:spacing w:after="11" w:line="356" w:lineRule="auto"/>
+        <w:spacing w:after="11" w:line="480" w:lineRule="auto"/>
         <w:ind w:right="45" w:hanging="360"/>
         <w:jc w:val="both"/>
         <w:rPr>
@@ -21433,7 +21408,7 @@
           <w:ilvl w:val="1"/>
           <w:numId w:val="2"/>
         </w:numPr>
-        <w:spacing w:after="13" w:line="356" w:lineRule="auto"/>
+        <w:spacing w:after="13" w:line="480" w:lineRule="auto"/>
         <w:ind w:right="45" w:hanging="360"/>
         <w:jc w:val="both"/>
         <w:rPr>
@@ -21449,7 +21424,6 @@
           <w:sz w:val="24"/>
           <w:szCs w:val="24"/>
         </w:rPr>
-        <w:lastRenderedPageBreak/>
         <w:t>H4b:</w:t>
       </w:r>
       <w:r>
@@ -21483,7 +21457,7 @@
           <w:ilvl w:val="1"/>
           <w:numId w:val="2"/>
         </w:numPr>
-        <w:spacing w:after="11" w:line="356" w:lineRule="auto"/>
+        <w:spacing w:after="11" w:line="480" w:lineRule="auto"/>
         <w:ind w:right="45" w:hanging="360"/>
         <w:jc w:val="both"/>
         <w:rPr>
@@ -21516,7 +21490,7 @@
           <w:ilvl w:val="1"/>
           <w:numId w:val="2"/>
         </w:numPr>
-        <w:spacing w:after="11" w:line="356" w:lineRule="auto"/>
+        <w:spacing w:after="11" w:line="480" w:lineRule="auto"/>
         <w:ind w:right="45" w:hanging="360"/>
         <w:jc w:val="both"/>
         <w:rPr>
@@ -21567,7 +21541,7 @@
           <w:ilvl w:val="1"/>
           <w:numId w:val="2"/>
         </w:numPr>
-        <w:spacing w:after="11" w:line="356" w:lineRule="auto"/>
+        <w:spacing w:after="11" w:line="480" w:lineRule="auto"/>
         <w:ind w:right="45" w:hanging="360"/>
         <w:jc w:val="both"/>
         <w:rPr>
@@ -21600,7 +21574,7 @@
           <w:ilvl w:val="1"/>
           <w:numId w:val="2"/>
         </w:numPr>
-        <w:spacing w:after="273" w:line="356" w:lineRule="auto"/>
+        <w:spacing w:after="273" w:line="480" w:lineRule="auto"/>
         <w:ind w:right="45" w:hanging="360"/>
         <w:jc w:val="both"/>
         <w:rPr>
@@ -21626,6 +21600,7 @@
         </w:rPr>
         <w:t>Role in the school is hypothesized to moderate the influence of Social Influence on Behavioral Intention.</w:t>
       </w:r>
+      <w:bookmarkEnd w:id="0"/>
     </w:p>
     <w:p>
       <w:pPr>
@@ -21663,6 +21638,7 @@
         <w:rPr>
           <w:szCs w:val="24"/>
         </w:rPr>
+        <w:lastRenderedPageBreak/>
         <w:t xml:space="preserve">DIAGRAM </w:t>
       </w:r>
     </w:p>
@@ -21794,7 +21770,6 @@
           <w:sz w:val="24"/>
           <w:szCs w:val="24"/>
         </w:rPr>
-        <w:lastRenderedPageBreak/>
         <w:t xml:space="preserve">Comments or Suggestions: </w:t>
       </w:r>
     </w:p>
@@ -22399,6 +22374,7 @@
           <w:sz w:val="24"/>
           <w:szCs w:val="24"/>
         </w:rPr>
+        <w:lastRenderedPageBreak/>
         <w:t>Disclaimer:</w:t>
       </w:r>
       <w:r>
